--- a/docs/BaoCao_CuoiKy_ChiTiet.docx
+++ b/docs/BaoCao_CuoiKy_ChiTiet.docx
@@ -6130,7 +6130,7 @@
                 <w:color w:val="1E293B"/>
                 <w:sz w:val="17"/>
               </w:rPr>
-              <w:t>0.92</w:t>
+              <w:t>0.73</w:t>
             </w:r>
           </w:p>
         </w:tc>
@@ -6300,7 +6300,7 @@
                 <w:color w:val="1E293B"/>
                 <w:sz w:val="17"/>
               </w:rPr>
-              <w:t>0.98</w:t>
+              <w:t>0.99</w:t>
             </w:r>
           </w:p>
         </w:tc>
@@ -6470,7 +6470,7 @@
                 <w:color w:val="1E293B"/>
                 <w:sz w:val="17"/>
               </w:rPr>
-              <w:t>1.71</w:t>
+              <w:t>1.57</w:t>
             </w:r>
           </w:p>
         </w:tc>
@@ -6640,7 +6640,7 @@
                 <w:color w:val="1E293B"/>
                 <w:sz w:val="17"/>
               </w:rPr>
-              <w:t>2.07</w:t>
+              <w:t>1.91</w:t>
             </w:r>
           </w:p>
         </w:tc>
@@ -6810,7 +6810,7 @@
                 <w:color w:val="1E293B"/>
                 <w:sz w:val="17"/>
               </w:rPr>
-              <w:t>2.23</w:t>
+              <w:t>2.13</w:t>
             </w:r>
           </w:p>
         </w:tc>
@@ -6980,7 +6980,7 @@
                 <w:color w:val="1E293B"/>
                 <w:sz w:val="17"/>
               </w:rPr>
-              <w:t>3.69</w:t>
+              <w:t>3.47</w:t>
             </w:r>
           </w:p>
         </w:tc>
@@ -7150,7 +7150,7 @@
                 <w:color w:val="1E293B"/>
                 <w:sz w:val="17"/>
               </w:rPr>
-              <w:t>14.22</w:t>
+              <w:t>7.96</w:t>
             </w:r>
           </w:p>
         </w:tc>
@@ -7320,7 +7320,7 @@
                 <w:color w:val="1E293B"/>
                 <w:sz w:val="17"/>
               </w:rPr>
-              <w:t>18.68</w:t>
+              <w:t>11.73</w:t>
             </w:r>
           </w:p>
         </w:tc>
@@ -7490,7 +7490,7 @@
                 <w:color w:val="1E293B"/>
                 <w:sz w:val="17"/>
               </w:rPr>
-              <w:t>18.19</w:t>
+              <w:t>12.28</w:t>
             </w:r>
           </w:p>
         </w:tc>
@@ -7660,7 +7660,7 @@
                 <w:color w:val="1E293B"/>
                 <w:sz w:val="17"/>
               </w:rPr>
-              <w:t>53.68</w:t>
+              <w:t>4,233.62</w:t>
             </w:r>
           </w:p>
         </w:tc>
@@ -7830,7 +7830,7 @@
                 <w:color w:val="1E293B"/>
                 <w:sz w:val="17"/>
               </w:rPr>
-              <w:t>40.60</w:t>
+              <w:t>31.77</w:t>
             </w:r>
           </w:p>
         </w:tc>
@@ -8000,7 +8000,7 @@
                 <w:color w:val="1E293B"/>
                 <w:sz w:val="17"/>
               </w:rPr>
-              <w:t>39.98</w:t>
+              <w:t>31.70</w:t>
             </w:r>
           </w:p>
         </w:tc>
@@ -8170,7 +8170,7 @@
                 <w:color w:val="1E293B"/>
                 <w:sz w:val="17"/>
               </w:rPr>
-              <w:t>8.42</w:t>
+              <w:t>7.43</w:t>
             </w:r>
           </w:p>
         </w:tc>
@@ -10098,7 +10098,7 @@
                 <w:color w:val="1E293B"/>
                 <w:sz w:val="17"/>
               </w:rPr>
-              <w:t>0.01</w:t>
+              <w:t>0.04</w:t>
             </w:r>
           </w:p>
         </w:tc>
@@ -10196,7 +10196,7 @@
                 <w:color w:val="1E293B"/>
                 <w:sz w:val="17"/>
               </w:rPr>
-              <w:t>37.00</w:t>
+              <w:t>79.00</w:t>
             </w:r>
           </w:p>
         </w:tc>
@@ -10392,7 +10392,7 @@
                 <w:color w:val="1E293B"/>
                 <w:sz w:val="17"/>
               </w:rPr>
-              <w:t>78.00</w:t>
+              <w:t>155.00</w:t>
             </w:r>
           </w:p>
         </w:tc>
@@ -10490,7 +10490,7 @@
                 <w:color w:val="1E293B"/>
                 <w:sz w:val="17"/>
               </w:rPr>
-              <w:t>0.76</w:t>
+              <w:t>0.75</w:t>
             </w:r>
           </w:p>
         </w:tc>
@@ -10588,7 +10588,7 @@
                 <w:color w:val="1E293B"/>
                 <w:sz w:val="17"/>
               </w:rPr>
-              <w:t>0.71</w:t>
+              <w:t>0.66</w:t>
             </w:r>
           </w:p>
         </w:tc>
@@ -10686,7 +10686,7 @@
                 <w:color w:val="1E293B"/>
                 <w:sz w:val="17"/>
               </w:rPr>
-              <w:t>4.32</w:t>
+              <w:t>3.05</w:t>
             </w:r>
           </w:p>
         </w:tc>
@@ -10784,7 +10784,7 @@
                 <w:color w:val="1E293B"/>
                 <w:sz w:val="17"/>
               </w:rPr>
-              <w:t>0.06</w:t>
+              <w:t>0.04</w:t>
             </w:r>
           </w:p>
         </w:tc>
@@ -10980,7 +10980,7 @@
                 <w:color w:val="1E293B"/>
                 <w:sz w:val="17"/>
               </w:rPr>
-              <w:t>8.00</w:t>
+              <w:t>6.00</w:t>
             </w:r>
           </w:p>
         </w:tc>
@@ -11078,7 +11078,7 @@
                 <w:color w:val="1E293B"/>
                 <w:sz w:val="17"/>
               </w:rPr>
-              <w:t>1.46</w:t>
+              <w:t>0.49</w:t>
             </w:r>
           </w:p>
         </w:tc>
@@ -11372,7 +11372,7 @@
                 <w:color w:val="1E293B"/>
                 <w:sz w:val="17"/>
               </w:rPr>
-              <w:t>8.00</w:t>
+              <w:t>7.00</w:t>
             </w:r>
           </w:p>
         </w:tc>
@@ -11470,7 +11470,7 @@
                 <w:color w:val="1E293B"/>
                 <w:sz w:val="17"/>
               </w:rPr>
-              <w:t>0.81</w:t>
+              <w:t>0.78</w:t>
             </w:r>
           </w:p>
         </w:tc>
@@ -11568,7 +11568,7 @@
                 <w:color w:val="1E293B"/>
                 <w:sz w:val="17"/>
               </w:rPr>
-              <w:t>0.93</w:t>
+              <w:t>0.65</w:t>
             </w:r>
           </w:p>
         </w:tc>
@@ -11666,7 +11666,7 @@
                 <w:color w:val="1E293B"/>
                 <w:sz w:val="17"/>
               </w:rPr>
-              <w:t>1.60</w:t>
+              <w:t>2.98</w:t>
             </w:r>
           </w:p>
         </w:tc>
@@ -12032,7 +12032,7 @@
                 <w:color w:val="1E293B"/>
                 <w:sz w:val="17"/>
               </w:rPr>
-              <w:t>XGBoost</w:t>
+              <w:t>CatBoost</w:t>
             </w:r>
           </w:p>
         </w:tc>
@@ -12104,7 +12104,7 @@
                 <w:color w:val="1E293B"/>
                 <w:sz w:val="17"/>
               </w:rPr>
-              <w:t>0.00</w:t>
+              <w:t>0.36</w:t>
             </w:r>
           </w:p>
         </w:tc>
@@ -12128,7 +12128,7 @@
                 <w:color w:val="1E293B"/>
                 <w:sz w:val="17"/>
               </w:rPr>
-              <w:t>0.50</w:t>
+              <w:t>0.26</w:t>
             </w:r>
           </w:p>
         </w:tc>
@@ -12152,7 +12152,7 @@
                 <w:color w:val="1E293B"/>
                 <w:sz w:val="17"/>
               </w:rPr>
-              <w:t>0.00</w:t>
+              <w:t>0.60</w:t>
             </w:r>
           </w:p>
         </w:tc>
@@ -12176,7 +12176,7 @@
                 <w:color w:val="1E293B"/>
                 <w:sz w:val="17"/>
               </w:rPr>
-              <w:t>0.80</w:t>
+              <w:t>0.57</w:t>
             </w:r>
           </w:p>
         </w:tc>
@@ -12200,7 +12200,7 @@
                 <w:color w:val="1E293B"/>
                 <w:sz w:val="17"/>
               </w:rPr>
-              <w:t>0.16</w:t>
+              <w:t>0.24</w:t>
             </w:r>
           </w:p>
         </w:tc>
@@ -12224,7 +12224,7 @@
                 <w:color w:val="1E293B"/>
                 <w:sz w:val="17"/>
               </w:rPr>
-              <w:t>0.08</w:t>
+              <w:t>0.29</w:t>
             </w:r>
           </w:p>
         </w:tc>
@@ -12248,7 +12248,7 @@
                 <w:color w:val="1E293B"/>
                 <w:sz w:val="17"/>
               </w:rPr>
-              <w:t>4.87</w:t>
+              <w:t>5.08</w:t>
             </w:r>
           </w:p>
         </w:tc>
@@ -12298,7 +12298,7 @@
                 <w:color w:val="1E293B"/>
                 <w:sz w:val="17"/>
               </w:rPr>
-              <w:t>CatBoost</w:t>
+              <w:t>Calibrated LightGBM (Isotonic)</w:t>
             </w:r>
           </w:p>
         </w:tc>
@@ -12370,7 +12370,7 @@
                 <w:color w:val="1E293B"/>
                 <w:sz w:val="17"/>
               </w:rPr>
-              <w:t>0.36</w:t>
+              <w:t>0.00</w:t>
             </w:r>
           </w:p>
         </w:tc>
@@ -12394,7 +12394,7 @@
                 <w:color w:val="1E293B"/>
                 <w:sz w:val="17"/>
               </w:rPr>
-              <w:t>0.26</w:t>
+              <w:t>0.33</w:t>
             </w:r>
           </w:p>
         </w:tc>
@@ -12418,7 +12418,7 @@
                 <w:color w:val="1E293B"/>
                 <w:sz w:val="17"/>
               </w:rPr>
-              <w:t>0.59</w:t>
+              <w:t>0.00</w:t>
             </w:r>
           </w:p>
         </w:tc>
@@ -12442,7 +12442,7 @@
                 <w:color w:val="1E293B"/>
                 <w:sz w:val="17"/>
               </w:rPr>
-              <w:t>0.57</w:t>
+              <w:t>0.80</w:t>
             </w:r>
           </w:p>
         </w:tc>
@@ -12466,7 +12466,7 @@
                 <w:color w:val="1E293B"/>
                 <w:sz w:val="17"/>
               </w:rPr>
-              <w:t>0.24</w:t>
+              <w:t>0.16</w:t>
             </w:r>
           </w:p>
         </w:tc>
@@ -12490,7 +12490,7 @@
                 <w:color w:val="1E293B"/>
                 <w:sz w:val="17"/>
               </w:rPr>
-              <w:t>0.29</w:t>
+              <w:t>0.00</w:t>
             </w:r>
           </w:p>
         </w:tc>
@@ -12514,7 +12514,7 @@
                 <w:color w:val="1E293B"/>
                 <w:sz w:val="17"/>
               </w:rPr>
-              <w:t>6.10</w:t>
+              <w:t>5.82</w:t>
             </w:r>
           </w:p>
         </w:tc>
@@ -12538,7 +12538,7 @@
                 <w:color w:val="1E293B"/>
                 <w:sz w:val="17"/>
               </w:rPr>
-              <w:t>0.00</w:t>
+              <w:t>0.01</w:t>
             </w:r>
           </w:p>
         </w:tc>
@@ -12564,7 +12564,7 @@
                 <w:color w:val="1E293B"/>
                 <w:sz w:val="17"/>
               </w:rPr>
-              <w:t>Stacking Ensemble</w:t>
+              <w:t>Calibrated LightGBM (Platt Sigmoid)</w:t>
             </w:r>
           </w:p>
         </w:tc>
@@ -12780,7 +12780,7 @@
                 <w:color w:val="1E293B"/>
                 <w:sz w:val="17"/>
               </w:rPr>
-              <w:t>85.66</w:t>
+              <w:t>5.07</w:t>
             </w:r>
           </w:p>
         </w:tc>
@@ -12830,7 +12830,7 @@
                 <w:color w:val="1E293B"/>
                 <w:sz w:val="17"/>
               </w:rPr>
-              <w:t>Calibrated LightGBM (Platt Sigmoid)</w:t>
+              <w:t>Stacking Ensemble</w:t>
             </w:r>
           </w:p>
         </w:tc>
@@ -12854,7 +12854,7 @@
                 <w:color w:val="1E293B"/>
                 <w:sz w:val="17"/>
               </w:rPr>
-              <w:t>0.27</w:t>
+              <w:t>0.28</w:t>
             </w:r>
           </w:p>
         </w:tc>
@@ -13046,7 +13046,7 @@
                 <w:color w:val="1E293B"/>
                 <w:sz w:val="17"/>
               </w:rPr>
-              <w:t>4.94</w:t>
+              <w:t>63.40</w:t>
             </w:r>
           </w:p>
         </w:tc>
@@ -13096,7 +13096,7 @@
                 <w:color w:val="1E293B"/>
                 <w:sz w:val="17"/>
               </w:rPr>
-              <w:t>LightGBM</w:t>
+              <w:t>XGBoost</w:t>
             </w:r>
           </w:p>
         </w:tc>
@@ -13120,7 +13120,7 @@
                 <w:color w:val="1E293B"/>
                 <w:sz w:val="17"/>
               </w:rPr>
-              <w:t>0.27</w:t>
+              <w:t>0.28</w:t>
             </w:r>
           </w:p>
         </w:tc>
@@ -13168,7 +13168,7 @@
                 <w:color w:val="1E293B"/>
                 <w:sz w:val="17"/>
               </w:rPr>
-              <w:t>0.34</w:t>
+              <w:t>0.29</w:t>
             </w:r>
           </w:p>
         </w:tc>
@@ -13192,7 +13192,7 @@
                 <w:color w:val="1E293B"/>
                 <w:sz w:val="17"/>
               </w:rPr>
-              <w:t>0.27</w:t>
+              <w:t>0.30</w:t>
             </w:r>
           </w:p>
         </w:tc>
@@ -13216,7 +13216,7 @@
                 <w:color w:val="1E293B"/>
                 <w:sz w:val="17"/>
               </w:rPr>
-              <w:t>0.45</w:t>
+              <w:t>0.27</w:t>
             </w:r>
           </w:p>
         </w:tc>
@@ -13240,7 +13240,7 @@
                 <w:color w:val="1E293B"/>
                 <w:sz w:val="17"/>
               </w:rPr>
-              <w:t>0.64</w:t>
+              <w:t>0.72</w:t>
             </w:r>
           </w:p>
         </w:tc>
@@ -13264,7 +13264,7 @@
                 <w:color w:val="1E293B"/>
                 <w:sz w:val="17"/>
               </w:rPr>
-              <w:t>0.23</w:t>
+              <w:t>0.21</w:t>
             </w:r>
           </w:p>
         </w:tc>
@@ -13288,7 +13288,7 @@
                 <w:color w:val="1E293B"/>
                 <w:sz w:val="17"/>
               </w:rPr>
-              <w:t>0.26</w:t>
+              <w:t>0.22</w:t>
             </w:r>
           </w:p>
         </w:tc>
@@ -13312,7 +13312,7 @@
                 <w:color w:val="1E293B"/>
                 <w:sz w:val="17"/>
               </w:rPr>
-              <w:t>2.29</w:t>
+              <w:t>3.56</w:t>
             </w:r>
           </w:p>
         </w:tc>
@@ -13362,7 +13362,7 @@
                 <w:color w:val="1E293B"/>
                 <w:sz w:val="17"/>
               </w:rPr>
-              <w:t>Calibrated LightGBM (Isotonic)</w:t>
+              <w:t>LightGBM</w:t>
             </w:r>
           </w:p>
         </w:tc>
@@ -13386,7 +13386,7 @@
                 <w:color w:val="1E293B"/>
                 <w:sz w:val="17"/>
               </w:rPr>
-              <w:t>0.27</w:t>
+              <w:t>0.28</w:t>
             </w:r>
           </w:p>
         </w:tc>
@@ -13434,7 +13434,7 @@
                 <w:color w:val="1E293B"/>
                 <w:sz w:val="17"/>
               </w:rPr>
-              <w:t>0.00</w:t>
+              <w:t>0.31</w:t>
             </w:r>
           </w:p>
         </w:tc>
@@ -13458,7 +13458,7 @@
                 <w:color w:val="1E293B"/>
                 <w:sz w:val="17"/>
               </w:rPr>
-              <w:t>0.00</w:t>
+              <w:t>0.29</w:t>
             </w:r>
           </w:p>
         </w:tc>
@@ -13482,7 +13482,7 @@
                 <w:color w:val="1E293B"/>
                 <w:sz w:val="17"/>
               </w:rPr>
-              <w:t>0.00</w:t>
+              <w:t>0.33</w:t>
             </w:r>
           </w:p>
         </w:tc>
@@ -13506,7 +13506,7 @@
                 <w:color w:val="1E293B"/>
                 <w:sz w:val="17"/>
               </w:rPr>
-              <w:t>0.80</w:t>
+              <w:t>0.70</w:t>
             </w:r>
           </w:p>
         </w:tc>
@@ -13530,7 +13530,7 @@
                 <w:color w:val="1E293B"/>
                 <w:sz w:val="17"/>
               </w:rPr>
-              <w:t>0.16</w:t>
+              <w:t>0.21</w:t>
             </w:r>
           </w:p>
         </w:tc>
@@ -13554,7 +13554,7 @@
                 <w:color w:val="1E293B"/>
                 <w:sz w:val="17"/>
               </w:rPr>
-              <w:t>0.00</w:t>
+              <w:t>0.22</w:t>
             </w:r>
           </w:p>
         </w:tc>
@@ -13578,7 +13578,7 @@
                 <w:color w:val="1E293B"/>
                 <w:sz w:val="17"/>
               </w:rPr>
-              <w:t>4.77</w:t>
+              <w:t>1.84</w:t>
             </w:r>
           </w:p>
         </w:tc>
@@ -13602,7 +13602,7 @@
                 <w:color w:val="1E293B"/>
                 <w:sz w:val="17"/>
               </w:rPr>
-              <w:t>0.01</w:t>
+              <w:t>0.00</w:t>
             </w:r>
           </w:p>
         </w:tc>
@@ -13676,7 +13676,7 @@
                 <w:color w:val="1E293B"/>
                 <w:sz w:val="17"/>
               </w:rPr>
-              <w:t>0.60</w:t>
+              <w:t>0.61</w:t>
             </w:r>
           </w:p>
         </w:tc>
@@ -13844,7 +13844,7 @@
                 <w:color w:val="1E293B"/>
                 <w:sz w:val="17"/>
               </w:rPr>
-              <w:t>40.08</w:t>
+              <w:t>36.68</w:t>
             </w:r>
           </w:p>
         </w:tc>
@@ -13990,7 +13990,7 @@
                 <w:color w:val="1E293B"/>
                 <w:sz w:val="17"/>
               </w:rPr>
-              <w:t>0.33</w:t>
+              <w:t>0.67</w:t>
             </w:r>
           </w:p>
         </w:tc>
@@ -14110,7 +14110,7 @@
                 <w:color w:val="1E293B"/>
                 <w:sz w:val="17"/>
               </w:rPr>
-              <w:t>0.90</w:t>
+              <w:t>0.60</w:t>
             </w:r>
           </w:p>
         </w:tc>
@@ -14600,7 +14600,7 @@
                 <w:color w:val="1E293B"/>
                 <w:sz w:val="17"/>
               </w:rPr>
-              <w:t>0.27</w:t>
+              <w:t>0.28</w:t>
             </w:r>
           </w:p>
         </w:tc>
@@ -14672,7 +14672,7 @@
                 <w:color w:val="1E293B"/>
                 <w:sz w:val="17"/>
               </w:rPr>
-              <w:t>0.34</w:t>
+              <w:t>0.31</w:t>
             </w:r>
           </w:p>
         </w:tc>
@@ -14696,7 +14696,7 @@
                 <w:color w:val="1E293B"/>
                 <w:sz w:val="17"/>
               </w:rPr>
-              <w:t>2.17</w:t>
+              <w:t>2.35</w:t>
             </w:r>
           </w:p>
         </w:tc>
@@ -14770,7 +14770,7 @@
                 <w:color w:val="1E293B"/>
                 <w:sz w:val="17"/>
               </w:rPr>
-              <w:t>0.27</w:t>
+              <w:t>0.28</w:t>
             </w:r>
           </w:p>
         </w:tc>
@@ -14794,7 +14794,7 @@
                 <w:color w:val="1E293B"/>
                 <w:sz w:val="17"/>
               </w:rPr>
-              <w:t>-0.04</w:t>
+              <w:t>-0.36</w:t>
             </w:r>
           </w:p>
         </w:tc>
@@ -14842,7 +14842,7 @@
                 <w:color w:val="1E293B"/>
                 <w:sz w:val="17"/>
               </w:rPr>
-              <w:t>0.34</w:t>
+              <w:t>0.31</w:t>
             </w:r>
           </w:p>
         </w:tc>
@@ -14866,7 +14866,7 @@
                 <w:color w:val="1E293B"/>
                 <w:sz w:val="17"/>
               </w:rPr>
-              <w:t>1.96</w:t>
+              <w:t>2.01</w:t>
             </w:r>
           </w:p>
         </w:tc>
@@ -14940,7 +14940,7 @@
                 <w:color w:val="1E293B"/>
                 <w:sz w:val="17"/>
               </w:rPr>
-              <w:t>0.27</w:t>
+              <w:t>0.28</w:t>
             </w:r>
           </w:p>
         </w:tc>
@@ -14964,7 +14964,7 @@
                 <w:color w:val="1E293B"/>
                 <w:sz w:val="17"/>
               </w:rPr>
-              <w:t>0.18</w:t>
+              <w:t>-0.25</w:t>
             </w:r>
           </w:p>
         </w:tc>
@@ -15012,7 +15012,7 @@
                 <w:color w:val="1E293B"/>
                 <w:sz w:val="17"/>
               </w:rPr>
-              <w:t>0.34</w:t>
+              <w:t>0.31</w:t>
             </w:r>
           </w:p>
         </w:tc>
@@ -15036,7 +15036,7 @@
                 <w:color w:val="1E293B"/>
                 <w:sz w:val="17"/>
               </w:rPr>
-              <w:t>1.94</w:t>
+              <w:t>2.10</w:t>
             </w:r>
           </w:p>
         </w:tc>
@@ -15134,7 +15134,7 @@
                 <w:color w:val="1E293B"/>
                 <w:sz w:val="17"/>
               </w:rPr>
-              <w:t>22.10</w:t>
+              <w:t>22.78</w:t>
             </w:r>
           </w:p>
         </w:tc>
@@ -15182,7 +15182,7 @@
                 <w:color w:val="1E293B"/>
                 <w:sz w:val="17"/>
               </w:rPr>
-              <w:t>0.10</w:t>
+              <w:t>0.01</w:t>
             </w:r>
           </w:p>
         </w:tc>
@@ -15206,7 +15206,7 @@
                 <w:color w:val="1E293B"/>
                 <w:sz w:val="17"/>
               </w:rPr>
-              <w:t>1.77</w:t>
+              <w:t>1.71</w:t>
             </w:r>
           </w:p>
         </w:tc>
@@ -15416,7 +15416,7 @@
                 <w:color w:val="1E293B"/>
                 <w:sz w:val="17"/>
               </w:rPr>
-              <w:t>0.2742</w:t>
+              <w:t>0.2757</w:t>
             </w:r>
           </w:p>
         </w:tc>
@@ -15440,7 +15440,7 @@
                 <w:color w:val="1E293B"/>
                 <w:sz w:val="17"/>
               </w:rPr>
-              <w:t>0.611</w:t>
+              <w:t>0.6133</w:t>
             </w:r>
           </w:p>
         </w:tc>
@@ -15464,7 +15464,7 @@
                 <w:color w:val="1E293B"/>
                 <w:sz w:val="17"/>
               </w:rPr>
-              <w:t>0.2279</w:t>
+              <w:t>0.2084</w:t>
             </w:r>
           </w:p>
         </w:tc>
@@ -15488,7 +15488,7 @@
                 <w:color w:val="1E293B"/>
                 <w:sz w:val="17"/>
               </w:rPr>
-              <w:t>0.34</w:t>
+              <w:t>0.3107</w:t>
             </w:r>
           </w:p>
         </w:tc>
@@ -15538,7 +15538,7 @@
                 <w:color w:val="1E293B"/>
                 <w:sz w:val="17"/>
               </w:rPr>
-              <w:t>0.2749</w:t>
+              <w:t>0.2757</w:t>
             </w:r>
           </w:p>
         </w:tc>
@@ -15562,7 +15562,7 @@
                 <w:color w:val="1E293B"/>
                 <w:sz w:val="17"/>
               </w:rPr>
-              <w:t>0.6113</w:t>
+              <w:t>0.6126</w:t>
             </w:r>
           </w:p>
         </w:tc>
@@ -15586,7 +15586,7 @@
                 <w:color w:val="1E293B"/>
                 <w:sz w:val="17"/>
               </w:rPr>
-              <w:t>0.2279</w:t>
+              <w:t>0.2085</w:t>
             </w:r>
           </w:p>
         </w:tc>
@@ -15610,7 +15610,7 @@
                 <w:color w:val="1E293B"/>
                 <w:sz w:val="17"/>
               </w:rPr>
-              <w:t>0.3415</w:t>
+              <w:t>0.3076</w:t>
             </w:r>
           </w:p>
         </w:tc>
@@ -15660,7 +15660,7 @@
                 <w:color w:val="1E293B"/>
                 <w:sz w:val="17"/>
               </w:rPr>
-              <w:t>0.2738</w:t>
+              <w:t>0.2767</w:t>
             </w:r>
           </w:p>
         </w:tc>
@@ -15684,7 +15684,7 @@
                 <w:color w:val="1E293B"/>
                 <w:sz w:val="17"/>
               </w:rPr>
-              <w:t>0.6103</w:t>
+              <w:t>0.6136</w:t>
             </w:r>
           </w:p>
         </w:tc>
@@ -15708,7 +15708,7 @@
                 <w:color w:val="1E293B"/>
                 <w:sz w:val="17"/>
               </w:rPr>
-              <w:t>0.2279</w:t>
+              <w:t>0.2083</w:t>
             </w:r>
           </w:p>
         </w:tc>
@@ -15732,7 +15732,7 @@
                 <w:color w:val="1E293B"/>
                 <w:sz w:val="17"/>
               </w:rPr>
-              <w:t>0.3396</w:t>
+              <w:t>0.3096</w:t>
             </w:r>
           </w:p>
         </w:tc>
@@ -15782,7 +15782,7 @@
                 <w:color w:val="1E293B"/>
                 <w:sz w:val="17"/>
               </w:rPr>
-              <w:t>0.2743</w:t>
+              <w:t>0.2761</w:t>
             </w:r>
           </w:p>
         </w:tc>
@@ -15806,7 +15806,7 @@
                 <w:color w:val="1E293B"/>
                 <w:sz w:val="17"/>
               </w:rPr>
-              <w:t>0.61</w:t>
+              <w:t>0.6133</w:t>
             </w:r>
           </w:p>
         </w:tc>
@@ -15830,7 +15830,7 @@
                 <w:color w:val="1E293B"/>
                 <w:sz w:val="17"/>
               </w:rPr>
-              <w:t>0.228</w:t>
+              <w:t>0.2084</w:t>
             </w:r>
           </w:p>
         </w:tc>
@@ -15854,7 +15854,7 @@
                 <w:color w:val="1E293B"/>
                 <w:sz w:val="17"/>
               </w:rPr>
-              <w:t>0.3398</w:t>
+              <w:t>0.3091</w:t>
             </w:r>
           </w:p>
         </w:tc>
@@ -15904,7 +15904,7 @@
                 <w:color w:val="1E293B"/>
                 <w:sz w:val="17"/>
               </w:rPr>
-              <w:t>0.2744</w:t>
+              <w:t>0.2762</w:t>
             </w:r>
           </w:p>
         </w:tc>
@@ -15928,7 +15928,7 @@
                 <w:color w:val="1E293B"/>
                 <w:sz w:val="17"/>
               </w:rPr>
-              <w:t>0.6102</w:t>
+              <w:t>0.6138</w:t>
             </w:r>
           </w:p>
         </w:tc>
@@ -15952,7 +15952,7 @@
                 <w:color w:val="1E293B"/>
                 <w:sz w:val="17"/>
               </w:rPr>
-              <w:t>0.228</w:t>
+              <w:t>0.2084</w:t>
             </w:r>
           </w:p>
         </w:tc>
@@ -15976,7 +15976,7 @@
                 <w:color w:val="1E293B"/>
                 <w:sz w:val="17"/>
               </w:rPr>
-              <w:t>0.3398</w:t>
+              <w:t>0.3115</w:t>
             </w:r>
           </w:p>
         </w:tc>
@@ -16026,7 +16026,7 @@
                 <w:color w:val="1E293B"/>
                 <w:sz w:val="17"/>
               </w:rPr>
-              <w:t>0.2743 ± 0.0004</w:t>
+              <w:t>0.2761 ± 0.0004</w:t>
             </w:r>
           </w:p>
         </w:tc>
@@ -16050,7 +16050,7 @@
                 <w:color w:val="1E293B"/>
                 <w:sz w:val="17"/>
               </w:rPr>
-              <w:t>0.6106 ± 0.0005</w:t>
+              <w:t>0.6133 ± 0.0004</w:t>
             </w:r>
           </w:p>
         </w:tc>
@@ -16074,7 +16074,7 @@
                 <w:color w:val="1E293B"/>
                 <w:sz w:val="17"/>
               </w:rPr>
-              <w:t>0.2279 ± 0.0000</w:t>
+              <w:t>0.2084 ± 0.0001</w:t>
             </w:r>
           </w:p>
         </w:tc>
@@ -16098,7 +16098,7 @@
                 <w:color w:val="1E293B"/>
                 <w:sz w:val="17"/>
               </w:rPr>
-              <w:t>0.3401 ± 0.0007</w:t>
+              <w:t>0.3097 ± 0.0013</w:t>
             </w:r>
           </w:p>
         </w:tc>
@@ -17870,7 +17870,7 @@
                 <w:color w:val="1E293B"/>
                 <w:sz w:val="17"/>
               </w:rPr>
-              <w:t>23.93</w:t>
+              <w:t>24.00</w:t>
             </w:r>
           </w:p>
         </w:tc>
@@ -17894,7 +17894,7 @@
                 <w:color w:val="1E293B"/>
                 <w:sz w:val="17"/>
               </w:rPr>
-              <w:t>35.37</w:t>
+              <w:t>33.07</w:t>
             </w:r>
           </w:p>
         </w:tc>
@@ -17918,7 +17918,7 @@
                 <w:color w:val="1E293B"/>
                 <w:sz w:val="17"/>
               </w:rPr>
-              <w:t>18287331</w:t>
+              <w:t>18315004</w:t>
             </w:r>
           </w:p>
         </w:tc>
@@ -17992,7 +17992,7 @@
                 <w:color w:val="1E293B"/>
                 <w:sz w:val="17"/>
               </w:rPr>
-              <w:t>1170</w:t>
+              <w:t>1151</w:t>
             </w:r>
           </w:p>
         </w:tc>
@@ -18016,7 +18016,7 @@
                 <w:color w:val="1E293B"/>
                 <w:sz w:val="17"/>
               </w:rPr>
-              <w:t>3.66</w:t>
+              <w:t>3.60</w:t>
             </w:r>
           </w:p>
         </w:tc>
@@ -18064,7 +18064,7 @@
                 <w:color w:val="1E293B"/>
                 <w:sz w:val="17"/>
               </w:rPr>
-              <w:t>31.49</w:t>
+              <w:t>31.86</w:t>
             </w:r>
           </w:p>
         </w:tc>
@@ -18088,7 +18088,7 @@
                 <w:color w:val="1E293B"/>
                 <w:sz w:val="17"/>
               </w:rPr>
-              <w:t>32.77</w:t>
+              <w:t>31.34</w:t>
             </w:r>
           </w:p>
         </w:tc>
@@ -18112,7 +18112,7 @@
                 <w:color w:val="1E293B"/>
                 <w:sz w:val="17"/>
               </w:rPr>
-              <w:t>54709</w:t>
+              <w:t>50703</w:t>
             </w:r>
           </w:p>
         </w:tc>
@@ -18186,7 +18186,7 @@
                 <w:color w:val="1E293B"/>
                 <w:sz w:val="17"/>
               </w:rPr>
-              <w:t>16712</w:t>
+              <w:t>16764</w:t>
             </w:r>
           </w:p>
         </w:tc>
@@ -18210,7 +18210,7 @@
                 <w:color w:val="1E293B"/>
                 <w:sz w:val="17"/>
               </w:rPr>
-              <w:t>52.23</w:t>
+              <w:t>52.39</w:t>
             </w:r>
           </w:p>
         </w:tc>
@@ -18258,7 +18258,7 @@
                 <w:color w:val="1E293B"/>
                 <w:sz w:val="17"/>
               </w:rPr>
-              <w:t>16.92</w:t>
+              <w:t>16.91</w:t>
             </w:r>
           </w:p>
         </w:tc>
@@ -18282,7 +18282,7 @@
                 <w:color w:val="1E293B"/>
                 <w:sz w:val="17"/>
               </w:rPr>
-              <w:t>19.86</w:t>
+              <w:t>19.97</w:t>
             </w:r>
           </w:p>
         </w:tc>
@@ -18306,7 +18306,7 @@
                 <w:color w:val="1E293B"/>
                 <w:sz w:val="17"/>
               </w:rPr>
-              <w:t>17801659</w:t>
+              <w:t>18000116</w:t>
             </w:r>
           </w:p>
         </w:tc>
@@ -18380,7 +18380,7 @@
                 <w:color w:val="1E293B"/>
                 <w:sz w:val="17"/>
               </w:rPr>
-              <w:t>2918</w:t>
+              <w:t>2885</w:t>
             </w:r>
           </w:p>
         </w:tc>
@@ -18404,7 +18404,7 @@
                 <w:color w:val="1E293B"/>
                 <w:sz w:val="17"/>
               </w:rPr>
-              <w:t>9.12</w:t>
+              <w:t>9.02</w:t>
             </w:r>
           </w:p>
         </w:tc>
@@ -18452,7 +18452,7 @@
                 <w:color w:val="1E293B"/>
                 <w:sz w:val="17"/>
               </w:rPr>
-              <w:t>19.32</w:t>
+              <w:t>19.30</w:t>
             </w:r>
           </w:p>
         </w:tc>
@@ -18476,7 +18476,7 @@
                 <w:color w:val="1E293B"/>
                 <w:sz w:val="17"/>
               </w:rPr>
-              <w:t>24.35</w:t>
+              <w:t>23.66</w:t>
             </w:r>
           </w:p>
         </w:tc>
@@ -18500,7 +18500,7 @@
                 <w:color w:val="1E293B"/>
                 <w:sz w:val="17"/>
               </w:rPr>
-              <w:t>-520107</w:t>
+              <w:t>-514594</w:t>
             </w:r>
           </w:p>
         </w:tc>
@@ -23036,7 +23036,7 @@
                 <w:color w:val="1E293B"/>
                 <w:sz w:val="17"/>
               </w:rPr>
-              <w:t>32,000.00</w:t>
+              <w:t>31,999.00</w:t>
             </w:r>
           </w:p>
         </w:tc>
@@ -23084,7 +23084,7 @@
                 <w:color w:val="1E293B"/>
                 <w:sz w:val="17"/>
               </w:rPr>
-              <w:t>25,503.00</w:t>
+              <w:t>25,502.00</w:t>
             </w:r>
           </w:p>
         </w:tc>
@@ -23108,7 +23108,7 @@
                 <w:color w:val="1E293B"/>
                 <w:sz w:val="17"/>
               </w:rPr>
-              <w:t>115,917.05</w:t>
+              <w:t>115,918.05</w:t>
             </w:r>
           </w:p>
         </w:tc>
@@ -23254,7 +23254,7 @@
                 <w:color w:val="1E293B"/>
                 <w:sz w:val="17"/>
               </w:rPr>
-              <w:t>32,000.00</w:t>
+              <w:t>31,958.00</w:t>
             </w:r>
           </w:p>
         </w:tc>
@@ -23278,7 +23278,7 @@
                 <w:color w:val="1E293B"/>
                 <w:sz w:val="17"/>
               </w:rPr>
-              <w:t>6,497.00</w:t>
+              <w:t>6,490.00</w:t>
             </w:r>
           </w:p>
         </w:tc>
@@ -23302,7 +23302,7 @@
                 <w:color w:val="1E293B"/>
                 <w:sz w:val="17"/>
               </w:rPr>
-              <w:t>25,503.00</w:t>
+              <w:t>25,468.00</w:t>
             </w:r>
           </w:p>
         </w:tc>
@@ -23326,7 +23326,7 @@
                 <w:color w:val="1E293B"/>
                 <w:sz w:val="17"/>
               </w:rPr>
-              <w:t>115,917.05</w:t>
+              <w:t>115,769.25</w:t>
             </w:r>
           </w:p>
         </w:tc>
@@ -23422,7 +23422,7 @@
                 <w:color w:val="1E293B"/>
                 <w:sz w:val="17"/>
               </w:rPr>
-              <w:t>179.76</w:t>
+              <w:t>179.74</w:t>
             </w:r>
           </w:p>
         </w:tc>
@@ -23472,7 +23472,7 @@
                 <w:color w:val="1E293B"/>
                 <w:sz w:val="17"/>
               </w:rPr>
-              <w:t>31,855.00</w:t>
+              <w:t>31,733.00</w:t>
             </w:r>
           </w:p>
         </w:tc>
@@ -23496,7 +23496,7 @@
                 <w:color w:val="1E293B"/>
                 <w:sz w:val="17"/>
               </w:rPr>
-              <w:t>6,482.00</w:t>
+              <w:t>6,474.00</w:t>
             </w:r>
           </w:p>
         </w:tc>
@@ -23520,7 +23520,7 @@
                 <w:color w:val="1E293B"/>
                 <w:sz w:val="17"/>
               </w:rPr>
-              <w:t>25,373.00</w:t>
+              <w:t>25,259.00</w:t>
             </w:r>
           </w:p>
         </w:tc>
@@ -23544,7 +23544,7 @@
                 <w:color w:val="1E293B"/>
                 <w:sz w:val="17"/>
               </w:rPr>
-              <w:t>115,703.47</w:t>
+              <w:t>115,730.47</w:t>
             </w:r>
           </w:p>
         </w:tc>
@@ -23640,7 +23640,7 @@
                 <w:color w:val="1E293B"/>
                 <w:sz w:val="17"/>
               </w:rPr>
-              <w:t>180.04</w:t>
+              <w:t>180.54</w:t>
             </w:r>
           </w:p>
         </w:tc>
@@ -23690,7 +23690,7 @@
                 <w:color w:val="1E293B"/>
                 <w:sz w:val="17"/>
               </w:rPr>
-              <w:t>31,459.00</w:t>
+              <w:t>31,279.00</w:t>
             </w:r>
           </w:p>
         </w:tc>
@@ -23714,7 +23714,7 @@
                 <w:color w:val="1E293B"/>
                 <w:sz w:val="17"/>
               </w:rPr>
-              <w:t>6,452.00</w:t>
+              <w:t>6,438.00</w:t>
             </w:r>
           </w:p>
         </w:tc>
@@ -23738,7 +23738,7 @@
                 <w:color w:val="1E293B"/>
                 <w:sz w:val="17"/>
               </w:rPr>
-              <w:t>25,007.00</w:t>
+              <w:t>24,841.00</w:t>
             </w:r>
           </w:p>
         </w:tc>
@@ -23762,7 +23762,7 @@
                 <w:color w:val="1E293B"/>
                 <w:sz w:val="17"/>
               </w:rPr>
-              <w:t>115,426.91</w:t>
+              <w:t>115,413.57</w:t>
             </w:r>
           </w:p>
         </w:tc>
@@ -23858,7 +23858,7 @@
                 <w:color w:val="1E293B"/>
                 <w:sz w:val="17"/>
               </w:rPr>
-              <w:t>181.15</w:t>
+              <w:t>181.84</w:t>
             </w:r>
           </w:p>
         </w:tc>
@@ -23908,7 +23908,7 @@
                 <w:color w:val="1E293B"/>
                 <w:sz w:val="17"/>
               </w:rPr>
-              <w:t>30,553.00</w:t>
+              <w:t>30,472.00</w:t>
             </w:r>
           </w:p>
         </w:tc>
@@ -23932,7 +23932,7 @@
                 <w:color w:val="1E293B"/>
                 <w:sz w:val="17"/>
               </w:rPr>
-              <w:t>6,371.00</w:t>
+              <w:t>6,365.00</w:t>
             </w:r>
           </w:p>
         </w:tc>
@@ -23956,7 +23956,7 @@
                 <w:color w:val="1E293B"/>
                 <w:sz w:val="17"/>
               </w:rPr>
-              <w:t>24,182.00</w:t>
+              <w:t>24,107.00</w:t>
             </w:r>
           </w:p>
         </w:tc>
@@ -23980,7 +23980,7 @@
                 <w:color w:val="1E293B"/>
                 <w:sz w:val="17"/>
               </w:rPr>
-              <w:t>114,365.13</w:t>
+              <w:t>114,431.92</w:t>
             </w:r>
           </w:p>
         </w:tc>
@@ -24076,7 +24076,7 @@
                 <w:color w:val="1E293B"/>
                 <w:sz w:val="17"/>
               </w:rPr>
-              <w:t>183.25</w:t>
+              <w:t>183.69</w:t>
             </w:r>
           </w:p>
         </w:tc>
@@ -24126,7 +24126,7 @@
                 <w:color w:val="1E293B"/>
                 <w:sz w:val="17"/>
               </w:rPr>
-              <w:t>29,376.00</w:t>
+              <w:t>29,378.00</w:t>
             </w:r>
           </w:p>
         </w:tc>
@@ -24174,7 +24174,7 @@
                 <w:color w:val="1E293B"/>
                 <w:sz w:val="17"/>
               </w:rPr>
-              <w:t>23,143.00</w:t>
+              <w:t>23,145.00</w:t>
             </w:r>
           </w:p>
         </w:tc>
@@ -24198,7 +24198,7 @@
                 <w:color w:val="1E293B"/>
                 <w:sz w:val="17"/>
               </w:rPr>
-              <w:t>111,994.23</w:t>
+              <w:t>112,430.43</w:t>
             </w:r>
           </w:p>
         </w:tc>
@@ -24294,7 +24294,7 @@
                 <w:color w:val="1E293B"/>
                 <w:sz w:val="17"/>
               </w:rPr>
-              <w:t>184.99</w:t>
+              <w:t>185.70</w:t>
             </w:r>
           </w:p>
         </w:tc>
@@ -24667,7 +24667,7 @@
                 <w:color w:val="1E293B"/>
                 <w:sz w:val="17"/>
               </w:rPr>
-              <w:t>1,021.00</w:t>
+              <w:t>1,049.00</w:t>
             </w:r>
           </w:p>
         </w:tc>
@@ -24691,7 +24691,7 @@
                 <w:color w:val="1E293B"/>
                 <w:sz w:val="17"/>
               </w:rPr>
-              <w:t>31.91</w:t>
+              <w:t>32.78</w:t>
             </w:r>
           </w:p>
         </w:tc>
@@ -24715,7 +24715,7 @@
                 <w:color w:val="1E293B"/>
                 <w:sz w:val="17"/>
               </w:rPr>
-              <w:t>1.57</w:t>
+              <w:t>1.61</w:t>
             </w:r>
           </w:p>
         </w:tc>
@@ -24739,7 +24739,7 @@
                 <w:color w:val="1E293B"/>
                 <w:sz w:val="17"/>
               </w:rPr>
-              <w:t>15.71</w:t>
+              <w:t>16.15</w:t>
             </w:r>
           </w:p>
         </w:tc>
@@ -24763,7 +24763,7 @@
                 <w:color w:val="1E293B"/>
                 <w:sz w:val="17"/>
               </w:rPr>
-              <w:t>31.91</w:t>
+              <w:t>32.78</w:t>
             </w:r>
           </w:p>
         </w:tc>
@@ -24787,7 +24787,7 @@
                 <w:color w:val="1E293B"/>
                 <w:sz w:val="17"/>
               </w:rPr>
-              <w:t>18,668.97</w:t>
+              <w:t>19,917.86</w:t>
             </w:r>
           </w:p>
         </w:tc>
@@ -24811,7 +24811,7 @@
                 <w:color w:val="1E293B"/>
                 <w:sz w:val="17"/>
               </w:rPr>
-              <w:t>18,668.97</w:t>
+              <w:t>19,917.86</w:t>
             </w:r>
           </w:p>
         </w:tc>
@@ -24885,7 +24885,7 @@
                 <w:color w:val="1E293B"/>
                 <w:sz w:val="17"/>
               </w:rPr>
-              <w:t>862.00</w:t>
+              <w:t>843.00</w:t>
             </w:r>
           </w:p>
         </w:tc>
@@ -24909,7 +24909,7 @@
                 <w:color w:val="1E293B"/>
                 <w:sz w:val="17"/>
               </w:rPr>
-              <w:t>26.94</w:t>
+              <w:t>26.34</w:t>
             </w:r>
           </w:p>
         </w:tc>
@@ -24933,7 +24933,7 @@
                 <w:color w:val="1E293B"/>
                 <w:sz w:val="17"/>
               </w:rPr>
-              <w:t>1.33</w:t>
+              <w:t>1.30</w:t>
             </w:r>
           </w:p>
         </w:tc>
@@ -24957,7 +24957,7 @@
                 <w:color w:val="1E293B"/>
                 <w:sz w:val="17"/>
               </w:rPr>
-              <w:t>28.98</w:t>
+              <w:t>29.12</w:t>
             </w:r>
           </w:p>
         </w:tc>
@@ -24981,7 +24981,7 @@
                 <w:color w:val="1E293B"/>
                 <w:sz w:val="17"/>
               </w:rPr>
-              <w:t>29.42</w:t>
+              <w:t>29.56</w:t>
             </w:r>
           </w:p>
         </w:tc>
@@ -25005,7 +25005,7 @@
                 <w:color w:val="1E293B"/>
                 <w:sz w:val="17"/>
               </w:rPr>
-              <w:t>16,772.80</w:t>
+              <w:t>16,103.52</w:t>
             </w:r>
           </w:p>
         </w:tc>
@@ -25029,7 +25029,7 @@
                 <w:color w:val="1E293B"/>
                 <w:sz w:val="17"/>
               </w:rPr>
-              <w:t>35,441.77</w:t>
+              <w:t>36,021.38</w:t>
             </w:r>
           </w:p>
         </w:tc>
@@ -25103,7 +25103,7 @@
                 <w:color w:val="1E293B"/>
                 <w:sz w:val="17"/>
               </w:rPr>
-              <w:t>779.00</w:t>
+              <w:t>827.00</w:t>
             </w:r>
           </w:p>
         </w:tc>
@@ -25127,7 +25127,7 @@
                 <w:color w:val="1E293B"/>
                 <w:sz w:val="17"/>
               </w:rPr>
-              <w:t>24.34</w:t>
+              <w:t>25.84</w:t>
             </w:r>
           </w:p>
         </w:tc>
@@ -25151,7 +25151,7 @@
                 <w:color w:val="1E293B"/>
                 <w:sz w:val="17"/>
               </w:rPr>
-              <w:t>1.20</w:t>
+              <w:t>1.27</w:t>
             </w:r>
           </w:p>
         </w:tc>
@@ -25175,7 +25175,7 @@
                 <w:color w:val="1E293B"/>
                 <w:sz w:val="17"/>
               </w:rPr>
-              <w:t>40.97</w:t>
+              <w:t>41.85</w:t>
             </w:r>
           </w:p>
         </w:tc>
@@ -25199,7 +25199,7 @@
                 <w:color w:val="1E293B"/>
                 <w:sz w:val="17"/>
               </w:rPr>
-              <w:t>27.73</w:t>
+              <w:t>28.32</w:t>
             </w:r>
           </w:p>
         </w:tc>
@@ -25223,7 +25223,7 @@
                 <w:color w:val="1E293B"/>
                 <w:sz w:val="17"/>
               </w:rPr>
-              <w:t>14,769.40</w:t>
+              <w:t>16,288.69</w:t>
             </w:r>
           </w:p>
         </w:tc>
@@ -25247,7 +25247,7 @@
                 <w:color w:val="1E293B"/>
                 <w:sz w:val="17"/>
               </w:rPr>
-              <w:t>50,211.17</w:t>
+              <w:t>52,310.07</w:t>
             </w:r>
           </w:p>
         </w:tc>
@@ -25321,7 +25321,7 @@
                 <w:color w:val="1E293B"/>
                 <w:sz w:val="17"/>
               </w:rPr>
-              <w:t>735.00</w:t>
+              <w:t>686.00</w:t>
             </w:r>
           </w:p>
         </w:tc>
@@ -25345,7 +25345,7 @@
                 <w:color w:val="1E293B"/>
                 <w:sz w:val="17"/>
               </w:rPr>
-              <w:t>22.97</w:t>
+              <w:t>21.44</w:t>
             </w:r>
           </w:p>
         </w:tc>
@@ -25369,7 +25369,7 @@
                 <w:color w:val="1E293B"/>
                 <w:sz w:val="17"/>
               </w:rPr>
-              <w:t>1.13</w:t>
+              <w:t>1.06</w:t>
             </w:r>
           </w:p>
         </w:tc>
@@ -25393,7 +25393,7 @@
                 <w:color w:val="1E293B"/>
                 <w:sz w:val="17"/>
               </w:rPr>
-              <w:t>52.29</w:t>
+              <w:t>52.41</w:t>
             </w:r>
           </w:p>
         </w:tc>
@@ -25417,7 +25417,7 @@
                 <w:color w:val="1E293B"/>
                 <w:sz w:val="17"/>
               </w:rPr>
-              <w:t>26.54</w:t>
+              <w:t>26.60</w:t>
             </w:r>
           </w:p>
         </w:tc>
@@ -25441,7 +25441,7 @@
                 <w:color w:val="1E293B"/>
                 <w:sz w:val="17"/>
               </w:rPr>
-              <w:t>13,027.76</w:t>
+              <w:t>12,634.31</w:t>
             </w:r>
           </w:p>
         </w:tc>
@@ -25465,7 +25465,7 @@
                 <w:color w:val="1E293B"/>
                 <w:sz w:val="17"/>
               </w:rPr>
-              <w:t>63,238.93</w:t>
+              <w:t>64,944.38</w:t>
             </w:r>
           </w:p>
         </w:tc>
@@ -25539,7 +25539,7 @@
                 <w:color w:val="1E293B"/>
                 <w:sz w:val="17"/>
               </w:rPr>
-              <w:t>667.00</w:t>
+              <w:t>696.00</w:t>
             </w:r>
           </w:p>
         </w:tc>
@@ -25563,7 +25563,7 @@
                 <w:color w:val="1E293B"/>
                 <w:sz w:val="17"/>
               </w:rPr>
-              <w:t>20.84</w:t>
+              <w:t>21.75</w:t>
             </w:r>
           </w:p>
         </w:tc>
@@ -25587,7 +25587,7 @@
                 <w:color w:val="1E293B"/>
                 <w:sz w:val="17"/>
               </w:rPr>
-              <w:t>1.03</w:t>
+              <w:t>1.07</w:t>
             </w:r>
           </w:p>
         </w:tc>
@@ -25611,7 +25611,7 @@
                 <w:color w:val="1E293B"/>
                 <w:sz w:val="17"/>
               </w:rPr>
-              <w:t>62.55</w:t>
+              <w:t>63.12</w:t>
             </w:r>
           </w:p>
         </w:tc>
@@ -25635,7 +25635,7 @@
                 <w:color w:val="1E293B"/>
                 <w:sz w:val="17"/>
               </w:rPr>
-              <w:t>25.40</w:t>
+              <w:t>25.63</w:t>
             </w:r>
           </w:p>
         </w:tc>
@@ -25659,7 +25659,7 @@
                 <w:color w:val="1E293B"/>
                 <w:sz w:val="17"/>
               </w:rPr>
-              <w:t>12,428.96</w:t>
+              <w:t>11,633.54</w:t>
             </w:r>
           </w:p>
         </w:tc>
@@ -25683,7 +25683,7 @@
                 <w:color w:val="1E293B"/>
                 <w:sz w:val="17"/>
               </w:rPr>
-              <w:t>75,667.89</w:t>
+              <w:t>76,577.92</w:t>
             </w:r>
           </w:p>
         </w:tc>
@@ -25757,7 +25757,7 @@
                 <w:color w:val="1E293B"/>
                 <w:sz w:val="17"/>
               </w:rPr>
-              <w:t>626.00</w:t>
+              <w:t>613.00</w:t>
             </w:r>
           </w:p>
         </w:tc>
@@ -25781,7 +25781,7 @@
                 <w:color w:val="1E293B"/>
                 <w:sz w:val="17"/>
               </w:rPr>
-              <w:t>19.56</w:t>
+              <w:t>19.16</w:t>
             </w:r>
           </w:p>
         </w:tc>
@@ -25805,7 +25805,7 @@
                 <w:color w:val="1E293B"/>
                 <w:sz w:val="17"/>
               </w:rPr>
-              <w:t>0.96</w:t>
+              <w:t>0.94</w:t>
             </w:r>
           </w:p>
         </w:tc>
@@ -25829,7 +25829,7 @@
                 <w:color w:val="1E293B"/>
                 <w:sz w:val="17"/>
               </w:rPr>
-              <w:t>72.19</w:t>
+              <w:t>72.56</w:t>
             </w:r>
           </w:p>
         </w:tc>
@@ -25853,7 +25853,7 @@
                 <w:color w:val="1E293B"/>
                 <w:sz w:val="17"/>
               </w:rPr>
-              <w:t>24.43</w:t>
+              <w:t>24.55</w:t>
             </w:r>
           </w:p>
         </w:tc>
@@ -25877,7 +25877,7 @@
                 <w:color w:val="1E293B"/>
                 <w:sz w:val="17"/>
               </w:rPr>
-              <w:t>11,111.37</w:t>
+              <w:t>10,986.51</w:t>
             </w:r>
           </w:p>
         </w:tc>
@@ -25901,7 +25901,7 @@
                 <w:color w:val="1E293B"/>
                 <w:sz w:val="17"/>
               </w:rPr>
-              <w:t>86,779.26</w:t>
+              <w:t>87,564.43</w:t>
             </w:r>
           </w:p>
         </w:tc>
@@ -25975,7 +25975,7 @@
                 <w:color w:val="1E293B"/>
                 <w:sz w:val="17"/>
               </w:rPr>
-              <w:t>571.00</w:t>
+              <w:t>561.00</w:t>
             </w:r>
           </w:p>
         </w:tc>
@@ -25999,7 +25999,7 @@
                 <w:color w:val="1E293B"/>
                 <w:sz w:val="17"/>
               </w:rPr>
-              <w:t>17.84</w:t>
+              <w:t>17.53</w:t>
             </w:r>
           </w:p>
         </w:tc>
@@ -26023,7 +26023,7 @@
                 <w:color w:val="1E293B"/>
                 <w:sz w:val="17"/>
               </w:rPr>
-              <w:t>0.88</w:t>
+              <w:t>0.86</w:t>
             </w:r>
           </w:p>
         </w:tc>
@@ -26047,7 +26047,7 @@
                 <w:color w:val="1E293B"/>
                 <w:sz w:val="17"/>
               </w:rPr>
-              <w:t>80.98</w:t>
+              <w:t>81.19</w:t>
             </w:r>
           </w:p>
         </w:tc>
@@ -26071,7 +26071,7 @@
                 <w:color w:val="1E293B"/>
                 <w:sz w:val="17"/>
               </w:rPr>
-              <w:t>23.49</w:t>
+              <w:t>23.55</w:t>
             </w:r>
           </w:p>
         </w:tc>
@@ -26095,7 +26095,7 @@
                 <w:color w:val="1E293B"/>
                 <w:sz w:val="17"/>
               </w:rPr>
-              <w:t>10,241.44</w:t>
+              <w:t>10,059.76</w:t>
             </w:r>
           </w:p>
         </w:tc>
@@ -26119,7 +26119,7 @@
                 <w:color w:val="1E293B"/>
                 <w:sz w:val="17"/>
               </w:rPr>
-              <w:t>97,020.70</w:t>
+              <w:t>97,624.19</w:t>
             </w:r>
           </w:p>
         </w:tc>
@@ -26193,7 +26193,7 @@
                 <w:color w:val="1E293B"/>
                 <w:sz w:val="17"/>
               </w:rPr>
-              <w:t>483.00</w:t>
+              <w:t>471.00</w:t>
             </w:r>
           </w:p>
         </w:tc>
@@ -26217,7 +26217,7 @@
                 <w:color w:val="1E293B"/>
                 <w:sz w:val="17"/>
               </w:rPr>
-              <w:t>15.09</w:t>
+              <w:t>14.72</w:t>
             </w:r>
           </w:p>
         </w:tc>
@@ -26241,7 +26241,7 @@
                 <w:color w:val="1E293B"/>
                 <w:sz w:val="17"/>
               </w:rPr>
-              <w:t>0.74</w:t>
+              <w:t>0.72</w:t>
             </w:r>
           </w:p>
         </w:tc>
@@ -26265,7 +26265,7 @@
                 <w:color w:val="1E293B"/>
                 <w:sz w:val="17"/>
               </w:rPr>
-              <w:t>88.41</w:t>
+              <w:t>88.44</w:t>
             </w:r>
           </w:p>
         </w:tc>
@@ -26289,7 +26289,7 @@
                 <w:color w:val="1E293B"/>
                 <w:sz w:val="17"/>
               </w:rPr>
-              <w:t>22.44</w:t>
+              <w:t>22.45</w:t>
             </w:r>
           </w:p>
         </w:tc>
@@ -26313,7 +26313,7 @@
                 <w:color w:val="1E293B"/>
                 <w:sz w:val="17"/>
               </w:rPr>
-              <w:t>7,875.50</w:t>
+              <w:t>7,781.28</w:t>
             </w:r>
           </w:p>
         </w:tc>
@@ -26337,7 +26337,7 @@
                 <w:color w:val="1E293B"/>
                 <w:sz w:val="17"/>
               </w:rPr>
-              <w:t>104,896.21</w:t>
+              <w:t>105,405.47</w:t>
             </w:r>
           </w:p>
         </w:tc>
@@ -26411,7 +26411,7 @@
                 <w:color w:val="1E293B"/>
                 <w:sz w:val="17"/>
               </w:rPr>
-              <w:t>420.00</w:t>
+              <w:t>416.00</w:t>
             </w:r>
           </w:p>
         </w:tc>
@@ -26435,7 +26435,7 @@
                 <w:color w:val="1E293B"/>
                 <w:sz w:val="17"/>
               </w:rPr>
-              <w:t>13.12</w:t>
+              <w:t>13.00</w:t>
             </w:r>
           </w:p>
         </w:tc>
@@ -26459,7 +26459,7 @@
                 <w:color w:val="1E293B"/>
                 <w:sz w:val="17"/>
               </w:rPr>
-              <w:t>0.65</w:t>
+              <w:t>0.64</w:t>
             </w:r>
           </w:p>
         </w:tc>
@@ -26483,7 +26483,7 @@
                 <w:color w:val="1E293B"/>
                 <w:sz w:val="17"/>
               </w:rPr>
-              <w:t>94.87</w:t>
+              <w:t>94.84</w:t>
             </w:r>
           </w:p>
         </w:tc>
@@ -26531,7 +26531,7 @@
                 <w:color w:val="1E293B"/>
                 <w:sz w:val="17"/>
               </w:rPr>
-              <w:t>6,099.87</w:t>
+              <w:t>5,907.00</w:t>
             </w:r>
           </w:p>
         </w:tc>
@@ -26555,7 +26555,7 @@
                 <w:color w:val="1E293B"/>
                 <w:sz w:val="17"/>
               </w:rPr>
-              <w:t>110,996.08</w:t>
+              <w:t>111,312.46</w:t>
             </w:r>
           </w:p>
         </w:tc>
@@ -26629,7 +26629,7 @@
                 <w:color w:val="1E293B"/>
                 <w:sz w:val="17"/>
               </w:rPr>
-              <w:t>333.00</w:t>
+              <w:t>335.00</w:t>
             </w:r>
           </w:p>
         </w:tc>
@@ -26653,7 +26653,7 @@
                 <w:color w:val="1E293B"/>
                 <w:sz w:val="17"/>
               </w:rPr>
-              <w:t>10.41</w:t>
+              <w:t>10.47</w:t>
             </w:r>
           </w:p>
         </w:tc>
@@ -26677,7 +26677,7 @@
                 <w:color w:val="1E293B"/>
                 <w:sz w:val="17"/>
               </w:rPr>
-              <w:t>0.51</w:t>
+              <w:t>0.52</w:t>
             </w:r>
           </w:p>
         </w:tc>
@@ -26749,7 +26749,7 @@
                 <w:color w:val="1E293B"/>
                 <w:sz w:val="17"/>
               </w:rPr>
-              <w:t>4,920.98</w:t>
+              <w:t>4,604.59</w:t>
             </w:r>
           </w:p>
         </w:tc>
@@ -28015,7 +28015,7 @@
                 <w:color w:val="1E293B"/>
                 <w:sz w:val="17"/>
               </w:rPr>
-              <w:t>Ngưỡng quyết định tối ưu tau* = 0.01 (hoặc Decile 1-2)</w:t>
+              <w:t>Ngưỡng quyết định tối ưu tau* = 0.07 (hoặc Decile 1-2)</w:t>
             </w:r>
           </w:p>
         </w:tc>
@@ -28087,7 +28087,7 @@
                 <w:color w:val="1E293B"/>
                 <w:sz w:val="17"/>
               </w:rPr>
-              <w:t>Tối đa hóa lợi nhuận ròng đạt $115,917 trên tập Holdout; giảm 60% chi phí tiếp cận khách hàng (CAC)</w:t>
+              <w:t>Tối đa hóa lợi nhuận ròng đạt $115,918 trên tập Holdout; giảm 60% chi phí tiếp cận khách hàng (CAC)</w:t>
             </w:r>
           </w:p>
         </w:tc>
